--- a/ind/docx/28.content.docx
+++ b/ind/docx/28.content.docx
@@ -19,7 +19,7 @@
         <w:rPr>
           <w:lang w:val="id_ID" w:bidi="id_ID"/>
         </w:rPr>
-        <w:t>Resource: Tyndale Open Study Notes</w:t>
+        <w:t>Resource: Aquifer Open Study Notes (Book Intros)</w:t>
       </w:r>
       <w:r>
         <w:rPr>
@@ -112,7 +112,7 @@
         <w:rPr>
           <w:lang w:val="id_ID" w:bidi="id_ID"/>
         </w:rPr>
-        <w:t>Tyndale Open Study Notes</w:t>
+        <w:t>Aquifer Open Study Notes (Book Intros)</w:t>
       </w:r>
     </w:p>
     <w:p>

--- a/ind/docx/28.content.docx
+++ b/ind/docx/28.content.docx
@@ -258,36 +258,24 @@
         </w:rPr>
         <w:t>Beberapa era di masa Israel kuno lebih bergejolak daripada pertengahan tahun 700-an SM. Hosea memulai pelayanannya di kerajaan utara menjelang akhir pemerintahan yang panjang dan stabil dari Yerobeam II (793–753 SM). Meskipun merupakan raja yang jahat (</w:t>
       </w:r>
-      <w:hyperlink r:id="rId13">
-        <w:r>
-          <w:rPr>
-            <w:lang w:val="id_ID" w:bidi="id_ID"/>
-          </w:rPr>
-          <w:rPr>
-            <w:color w:val="0000EE"/>
-            <w:u w:val="single"/>
-          </w:rPr>
-          <w:t>2Raj. 14:23–24</w:t>
-        </w:r>
-      </w:hyperlink>
+      <w:r>
+        <w:rPr>
+          <w:lang w:val="id_ID" w:bidi="id_ID"/>
+        </w:rPr>
+        <w:t>2Raj. 14:23–24</w:t>
+      </w:r>
       <w:r>
         <w:rPr>
           <w:lang w:val="id_ID" w:bidi="id_ID"/>
         </w:rPr>
         <w:t>), Yerobeam adalah pemimpin yang kuat dan cakap yang memperluas batas Israel hingga tingkat yang belum terlihat sejak masa kejayaan Daud dan Salomo (</w:t>
       </w:r>
-      <w:hyperlink r:id="rId14">
-        <w:r>
-          <w:rPr>
-            <w:lang w:val="id_ID" w:bidi="id_ID"/>
-          </w:rPr>
-          <w:rPr>
-            <w:color w:val="0000EE"/>
-            <w:u w:val="single"/>
-          </w:rPr>
-          <w:t>2Raj. 14:25–28</w:t>
-        </w:r>
-      </w:hyperlink>
+      <w:r>
+        <w:rPr>
+          <w:lang w:val="id_ID" w:bidi="id_ID"/>
+        </w:rPr>
+        <w:t>2Raj. 14:25–28</w:t>
+      </w:r>
       <w:r>
         <w:rPr>
           <w:lang w:val="id_ID" w:bidi="id_ID"/>
@@ -355,18 +343,12 @@
           <w:lang w:val="id_ID" w:bidi="id_ID"/>
         </w:rPr>
       </w:r>
-      <w:hyperlink r:id="rId15">
-        <w:r>
-          <w:rPr>
-            <w:lang w:val="id_ID" w:bidi="id_ID"/>
-          </w:rPr>
-          <w:rPr>
-            <w:color w:val="0000EE"/>
-            <w:u w:val="single"/>
-          </w:rPr>
-          <w:t>Pasal 1–3</w:t>
-        </w:r>
-      </w:hyperlink>
+      <w:r>
+        <w:rPr>
+          <w:lang w:val="id_ID" w:bidi="id_ID"/>
+        </w:rPr>
+        <w:t>Pasal 1–3</w:t>
+      </w:r>
       <w:r>
         <w:rPr>
           <w:lang w:val="id_ID" w:bidi="id_ID"/>
@@ -381,18 +363,12 @@
           <w:lang w:val="id_ID" w:bidi="id_ID"/>
         </w:rPr>
       </w:r>
-      <w:hyperlink r:id="rId16">
-        <w:r>
-          <w:rPr>
-            <w:lang w:val="id_ID" w:bidi="id_ID"/>
-          </w:rPr>
-          <w:rPr>
-            <w:color w:val="0000EE"/>
-            <w:u w:val="single"/>
-          </w:rPr>
-          <w:t>Pasal 4–14</w:t>
-        </w:r>
-      </w:hyperlink>
+      <w:r>
+        <w:rPr>
+          <w:lang w:val="id_ID" w:bidi="id_ID"/>
+        </w:rPr>
+        <w:t>Pasal 4–14</w:t>
+      </w:r>
       <w:r>
         <w:rPr>
           <w:lang w:val="id_ID" w:bidi="id_ID"/>
@@ -424,18 +400,12 @@
         </w:rPr>
         <w:t>Kita tidak mengetahui apa pun tentang Nabi Hosea selain dari Kitab ini. Kita mengetahui nama ayahnya (</w:t>
       </w:r>
-      <w:hyperlink r:id="rId17">
-        <w:r>
-          <w:rPr>
-            <w:lang w:val="id_ID" w:bidi="id_ID"/>
-          </w:rPr>
-          <w:rPr>
-            <w:color w:val="0000EE"/>
-            <w:u w:val="single"/>
-          </w:rPr>
-          <w:t>Hos. 1:1</w:t>
-        </w:r>
-      </w:hyperlink>
+      <w:r>
+        <w:rPr>
+          <w:lang w:val="id_ID" w:bidi="id_ID"/>
+        </w:rPr>
+        <w:t>Hos. 1:1</w:t>
+      </w:r>
       <w:r>
         <w:rPr>
           <w:lang w:val="id_ID" w:bidi="id_ID"/>
@@ -456,18 +426,12 @@
         </w:rPr>
         <w:t xml:space="preserve">Hosea bernubuat kepada kerajaan utara Israel dari sekitar 760 SM hingga tepat sebelum kejatuhan Israel pada 722 SM (lihat </w:t>
       </w:r>
-      <w:hyperlink r:id="rId17">
-        <w:r>
-          <w:rPr>
-            <w:lang w:val="id_ID" w:bidi="id_ID"/>
-          </w:rPr>
-          <w:rPr>
-            <w:color w:val="0000EE"/>
-            <w:u w:val="single"/>
-          </w:rPr>
-          <w:t>Hos. 1:1</w:t>
-        </w:r>
-      </w:hyperlink>
+      <w:r>
+        <w:rPr>
+          <w:lang w:val="id_ID" w:bidi="id_ID"/>
+        </w:rPr>
+        <w:t>Hos. 1:1</w:t>
+      </w:r>
       <w:r>
         <w:rPr>
           <w:lang w:val="id_ID" w:bidi="id_ID"/>
